--- a/downloads/documents/04 Units/Unit 03 - Human Development and Relationships - Growing Up, Getting Along/Lesson 03.02 - Ages and Stages of Young Children.docx
+++ b/downloads/documents/04 Units/Unit 03 - Human Development and Relationships - Growing Up, Getting Along/Lesson 03.02 - Ages and Stages of Young Children.docx
@@ -332,7 +332,7 @@
         <w:t xml:space="preserve">Vocabulary 03.md</w:t>
       </w:r>
       <w:r>
-        <w:t xml:space="preserve">) for Turkish, Portuguese, and Spanish.</w:t>
+        <w:t xml:space="preserve">) for Spanish.</w:t>
       </w:r>
     </w:p>
     <w:p>
@@ -1209,7 +1209,7 @@
         <w:pStyle w:val="Compact"/>
       </w:pPr>
       <w:r>
-        <w:t xml:space="preserve">ELL: the demo is physical and needs almost no language; the chart columns have picture cues (an arm, a lightbulb, a heart, two figures); word bank on the handout for baby, child, caregiver, safe, and grow in Turkish, Portuguese, and Spanish; sentence starter for Part 3:</w:t>
+        <w:t xml:space="preserve">ELL: the demo is physical and needs almost no language; the chart columns have picture cues (an arm, a lightbulb, a heart, two figures); word bank on the handout for baby, child, caregiver, safe, and grow in Spanish; sentence starter for Part 3:</w:t>
       </w:r>
       <w:r>
         <w:t xml:space="preserve"> </w:t>
